--- a/examples/clustering/doc/03-density-dbscan.docx
+++ b/examples/clustering/doc/03-density-dbscan.docx
@@ -34,6 +34,45 @@
       </w:pPr>
       <w:r>
         <w:rPr>
+          <w:rStyle w:val="FunctionTok"/>
+        </w:rPr>
+        <w:t xml:space="preserve">source</w:t>
+      </w:r>
+      <w:r>
+        <w:rPr>
+          <w:rStyle w:val="NormalTok"/>
+        </w:rPr>
+        <w:t xml:space="preserve">(</w:t>
+      </w:r>
+      <w:r>
+        <w:rPr>
+          <w:rStyle w:val="FunctionTok"/>
+        </w:rPr>
+        <w:t xml:space="preserve">url</w:t>
+      </w:r>
+      <w:r>
+        <w:rPr>
+          <w:rStyle w:val="NormalTok"/>
+        </w:rPr>
+        <w:t xml:space="preserve">(</w:t>
+      </w:r>
+      <w:r>
+        <w:rPr>
+          <w:rStyle w:val="StringTok"/>
+        </w:rPr>
+        <w:t xml:space="preserve">"https://raw.githubusercontent.com/cefet-rj-dal/daltoolbox/main/examples/seed.R"</w:t>
+      </w:r>
+      <w:r>
+        <w:rPr>
+          <w:rStyle w:val="NormalTok"/>
+        </w:rPr>
+        <w:t xml:space="preserve">))</w:t>
+      </w:r>
+      <w:r>
+        <w:br/>
+      </w:r>
+      <w:r>
+        <w:rPr>
           <w:rStyle w:val="CommentTok"/>
         </w:rPr>
         <w:t xml:space="preserve"># Clustering - dbscan</w:t>
@@ -243,6 +282,126 @@
         </w:rPr>
         <w:t xml:space="preserve">)</w:t>
       </w:r>
+      <w:r>
+        <w:br/>
+      </w:r>
+      <w:r>
+        <w:rPr>
+          <w:rStyle w:val="NormalTok"/>
+        </w:rPr>
+        <w:t xml:space="preserve">model</w:t>
+      </w:r>
+      <w:r>
+        <w:rPr>
+          <w:rStyle w:val="SpecialCharTok"/>
+        </w:rPr>
+        <w:t xml:space="preserve">$</w:t>
+      </w:r>
+      <w:r>
+        <w:rPr>
+          <w:rStyle w:val="NormalTok"/>
+        </w:rPr>
+        <w:t xml:space="preserve">eval_external </w:t>
+      </w:r>
+      <w:r>
+        <w:rPr>
+          <w:rStyle w:val="OtherTok"/>
+        </w:rPr>
+        <w:t xml:space="preserve">&lt;-</w:t>
+      </w:r>
+      <w:r>
+        <w:rPr>
+          <w:rStyle w:val="NormalTok"/>
+        </w:rPr>
+        <w:t xml:space="preserve"> </w:t>
+      </w:r>
+      <w:r>
+        <w:rPr>
+          <w:rStyle w:val="FunctionTok"/>
+        </w:rPr>
+        <w:t xml:space="preserve">list</w:t>
+      </w:r>
+      <w:r>
+        <w:rPr>
+          <w:rStyle w:val="NormalTok"/>
+        </w:rPr>
+        <w:t xml:space="preserve">(</w:t>
+      </w:r>
+      <w:r>
+        <w:br/>
+      </w:r>
+      <w:r>
+        <w:rPr>
+          <w:rStyle w:val="NormalTok"/>
+        </w:rPr>
+        <w:t xml:space="preserve">  model</w:t>
+      </w:r>
+      <w:r>
+        <w:rPr>
+          <w:rStyle w:val="SpecialCharTok"/>
+        </w:rPr>
+        <w:t xml:space="preserve">$</w:t>
+      </w:r>
+      <w:r>
+        <w:rPr>
+          <w:rStyle w:val="NormalTok"/>
+        </w:rPr>
+        <w:t xml:space="preserve">clu_utils</w:t>
+      </w:r>
+      <w:r>
+        <w:rPr>
+          <w:rStyle w:val="SpecialCharTok"/>
+        </w:rPr>
+        <w:t xml:space="preserve">$</w:t>
+      </w:r>
+      <w:r>
+        <w:rPr>
+          <w:rStyle w:val="NormalTok"/>
+        </w:rPr>
+        <w:t xml:space="preserve">metric_entropy,</w:t>
+      </w:r>
+      <w:r>
+        <w:br/>
+      </w:r>
+      <w:r>
+        <w:rPr>
+          <w:rStyle w:val="NormalTok"/>
+        </w:rPr>
+        <w:t xml:space="preserve">  model</w:t>
+      </w:r>
+      <w:r>
+        <w:rPr>
+          <w:rStyle w:val="SpecialCharTok"/>
+        </w:rPr>
+        <w:t xml:space="preserve">$</w:t>
+      </w:r>
+      <w:r>
+        <w:rPr>
+          <w:rStyle w:val="NormalTok"/>
+        </w:rPr>
+        <w:t xml:space="preserve">clu_utils</w:t>
+      </w:r>
+      <w:r>
+        <w:rPr>
+          <w:rStyle w:val="SpecialCharTok"/>
+        </w:rPr>
+        <w:t xml:space="preserve">$</w:t>
+      </w:r>
+      <w:r>
+        <w:rPr>
+          <w:rStyle w:val="NormalTok"/>
+        </w:rPr>
+        <w:t xml:space="preserve">metric_purity</w:t>
+      </w:r>
+      <w:r>
+        <w:br/>
+      </w:r>
+      <w:r>
+        <w:rPr>
+          <w:rStyle w:val="NormalTok"/>
+        </w:rPr>
+        <w:t xml:space="preserve">)</w:t>
+      </w:r>
     </w:p>
     <w:p>
       <w:pPr>
@@ -267,6 +426,21 @@
       </w:r>
       <w:r>
         <w:rPr>
+          <w:rStyle w:val="FunctionTok"/>
+        </w:rPr>
+        <w:t xml:space="preserve">set_example_seed</w:t>
+      </w:r>
+      <w:r>
+        <w:rPr>
+          <w:rStyle w:val="NormalTok"/>
+        </w:rPr>
+        <w:t xml:space="preserve">()</w:t>
+      </w:r>
+      <w:r>
+        <w:br/>
+      </w:r>
+      <w:r>
+        <w:rPr>
           <w:rStyle w:val="NormalTok"/>
         </w:rPr>
         <w:t xml:space="preserve">model </w:t>
@@ -438,10 +612,7 @@
         <w:t xml:space="preserve">Species</w:t>
       </w:r>
       <w:r>
-        <w:t xml:space="preserve"> </w:t>
-      </w:r>
-      <w:r>
-        <w:t xml:space="preserve">(note: DBSCAN may mark noise).</w:t>
+        <w:t xml:space="preserve">, plus the internal count of noise points used by the default DBSCAN configuration.</w:t>
       </w:r>
     </w:p>
     <w:p>
@@ -452,7 +623,7 @@
         <w:rPr>
           <w:rStyle w:val="CommentTok"/>
         </w:rPr>
-        <w:t xml:space="preserve"># evaluate model using external metric</w:t>
+        <w:t xml:space="preserve"># evaluate model using internal and external metrics</w:t>
       </w:r>
       <w:r>
         <w:br/>
@@ -644,6 +815,60 @@
           <w:rStyle w:val="VerbatimChar"/>
         </w:rPr>
         <w:t xml:space="preserve">## [1] 1.584963</w:t>
+      </w:r>
+      <w:r>
+        <w:br/>
+      </w:r>
+      <w:r>
+        <w:rPr>
+          <w:rStyle w:val="VerbatimChar"/>
+        </w:rPr>
+        <w:t xml:space="preserve">## </w:t>
+      </w:r>
+      <w:r>
+        <w:br/>
+      </w:r>
+      <w:r>
+        <w:rPr>
+          <w:rStyle w:val="VerbatimChar"/>
+        </w:rPr>
+        <w:t xml:space="preserve">## $metrics</w:t>
+      </w:r>
+      <w:r>
+        <w:br/>
+      </w:r>
+      <w:r>
+        <w:rPr>
+          <w:rStyle w:val="VerbatimChar"/>
+        </w:rPr>
+        <w:t xml:space="preserve">##         metric      value     goal     type</w:t>
+      </w:r>
+      <w:r>
+        <w:br/>
+      </w:r>
+      <w:r>
+        <w:rPr>
+          <w:rStyle w:val="VerbatimChar"/>
+        </w:rPr>
+        <w:t xml:space="preserve">## 1 noise_points 26.0000000 minimize internal</w:t>
+      </w:r>
+      <w:r>
+        <w:br/>
+      </w:r>
+      <w:r>
+        <w:rPr>
+          <w:rStyle w:val="VerbatimChar"/>
+        </w:rPr>
+        <w:t xml:space="preserve">## 2      entropy  0.3037218 minimize external</w:t>
+      </w:r>
+      <w:r>
+        <w:br/>
+      </w:r>
+      <w:r>
+        <w:rPr>
+          <w:rStyle w:val="VerbatimChar"/>
+        </w:rPr>
+        <w:t xml:space="preserve">## 3       purity  0.9266667 maximize external</w:t>
       </w:r>
     </w:p>
     <w:p>
@@ -781,10 +1006,10 @@
   <w:docDefaults>
     <w:rPrDefault>
       <w:rPr>
-        <w:rFonts w:asciiTheme="minorHAnsi" w:cstheme="minorBidi" w:eastAsiaTheme="minorHAnsi" w:hAnsiTheme="minorHAnsi"/>
+        <w:rFonts w:asciiTheme="minorHAnsi" w:cstheme="minorBidi" w:eastAsiaTheme="minorEastAsia" w:hAnsiTheme="minorHAnsi"/>
         <w:sz w:val="24"/>
         <w:szCs w:val="24"/>
-        <w:lang w:bidi="ar-SA" w:eastAsia="en-US" w:val="en-US"/>
+        <w:lang w:bidi="ar-SA" w:eastAsia="zh-CN" w:val="en-US"/>
       </w:rPr>
     </w:rPrDefault>
     <w:pPrDefault>
@@ -1325,13 +1550,6 @@
       </w:tblCellMar>
     </w:tblPr>
     <w:tblStylePr w:type="firstRow">
-      <w:tblPr>
-        <w:jc w:val="left"/>
-        <w:tblInd w:type="dxa" w:w="0"/>
-      </w:tblPr>
-      <w:trPr>
-        <w:jc w:val="left"/>
-      </w:trPr>
       <w:tcPr>
         <w:tcBorders>
           <w:bottom w:val="single"/>
